--- a/multirobot_viewpoint_planner/docs/viewpoint_inspection_system_report.docx
+++ b/multirobot_viewpoint_planner/docs/viewpoint_inspection_system_report.docx
@@ -23,12 +23,12 @@
         <w:rPr>
           <w:b/>
         </w:rPr>
-        <w:t>Revizyon 2 — 22 Ağustos 2026    |    Hazırlayan: Cem Süha Yılmaz    |    ROS 2 Humble / MoveIt 2</w:t>
+        <w:t>Revizyon 3 — 12 Eylül 2026    |    Hazırlayan: Cem Süha Yılmaz    |    ROS 2 Humble / MoveIt 2</w:t>
       </w:r>
     </w:p>
     <w:p>
       <w:r>
-        <w:t>Revizyon 1 (22 Temmuz 2026) şasi senaryosunu kapsıyordu. Bu revizyon, aradaki bir aylık çalışmayı ekler: trajectory optimizasyonu (2π açma ve IK dal seçimi), tamamlanan çarpışma modeli eklemeleri ve ikinci muayene senaryosu olan kapı (doors) muayenesi. Değişen bütün sayılar mevcut plan dosyalarından yeniden okunmuştur.</w:t>
+        <w:t>Revizyon 1 (22 Temmuz 2026) şasi senaryosunu kapsıyordu. Revizyon 2 (22 Ağustos 2026) trajectory optimizasyonunu (2π açma ve IK dal seçimi), tamamlanan çarpışma modeli eklemelerini ve ikinci muayene senaryosu olan kapı muayenesini ekledi. Bu revizyon, Eylül 2026 çalışmasını ekler: planlayıcının artık yürütücünün sahnesini kurması, yeni kaplama ayarları, Y-bant sıralaması, hücre geometrisindeki eklemeler, Kawasaki hız ve zaman aşımı değerleri ve — en önemlisi — GERÇEK ROBOTLA TAMAMLANAN koşunun octomap çıktısının simülasyonla sayısal karşılaştırması (bölüm 11). Değişen bütün sayılar mevcut plan ve yapılandırma dosyalarından yeniden okunmuştur.</w:t>
       </w:r>
     </w:p>
     <w:p>
@@ -1090,7 +1090,7 @@
         <w:pStyle w:val="ListBullet"/>
       </w:pPr>
       <w:r>
-        <w:t>min_marginal_coverage: yaml varsayılanı 0.005 (~%0.5 → şasi mesh'inde ~25 viewpoint). 0.015-0.02'ye çıkarınca ~10-12.</w:t>
+        <w:t>min_marginal_coverage: yaml'daki GÜNCEL değer 0.0035 (Eylül 2026). Tarihçesi: 0.005 (~25 viewpoint) → 0.002 → 0.0035. Taban küçüldükçe kuyruk uzar; 0.015-0.02 gibi büyük değerler sayıyı ~10-12'ye düşürür ama kaplamayı da düşürür.</w:t>
       </w:r>
     </w:p>
     <w:p>
@@ -1303,7 +1303,7 @@
         <w:pStyle w:val="ListBullet"/>
       </w:pPr>
       <w:r>
-        <w:t>min_new_points (kol-başı kuyruk kesme, varsayılan 8) + max_viewpoints_per_robot (sert kap, 30) + fractional min_marginal_coverage (0.005). Etkin taban = max(8, ceil(0.005×num_targets)).</w:t>
+        <w:t>min_new_points (kol-başı kuyruk kesme, varsayılan 8) + kol-başı sert kap (max_viewpoints_ur 45, max_viewpoints_kawasaki 13; ortak max_viewpoints_per_robot 30 yalnız bunlar verilmediğinde geçerli) + fractional min_marginal_coverage (0.0035). Etkin taban = max(8, ceil(0.0035×num_targets)). Kawasaki'nin kapağı bilerek düşüktür: o koldaki her bakış-noktası AGV'yi de hareket ettirdiği için pahalıdır.</w:t>
       </w:r>
     </w:p>
     <w:p>
@@ -1327,7 +1327,15 @@
         <w:pStyle w:val="ListBullet"/>
       </w:pPr>
       <w:r>
-        <w:t>Güncel şasi planı: 19 UR + 9 Kawasaki = 28 bakış-noktası, %66.3 kaplama.</w:t>
+        <w:t>Sıralama: order_mode=y_bands (0.30 m genişliğinde Y bantları). Kol, şasiyi bant bant tarar; bant içinde en kısa yol seçilir. Eski 'en yakın komşu' sıralaması kolu şasinin bir ucundan diğerine savuruyordu.</w:t>
+      </w:r>
+    </w:p>
+    <w:p>
+      <w:pPr>
+        <w:pStyle w:val="ListBullet"/>
+      </w:pPr>
+      <w:r>
+        <w:t>Güncel şasi planı: 25 UR + 11 Kawasaki = 36 bakış-noktası, planlayıcının kendi tahminiyle %70.1 kaplama (bir önceki revizyonda 19 + 9 = 28 ve %66.3 idi). Plan dosyası ayrıca iki elle düzeltme taşır (8 Eylül 2026): ur_vp_022 15 cm yukarı alınıp yeniden çözüldü, kawa_vp_010 Kawasaki'den çıkarılıp UR'de ur_vp_024 olarak yeniden oluşturuldu — ikisi de gerçek hücrenin yürütemediği pozlardı.</w:t>
       </w:r>
     </w:p>
     <w:p>
@@ -1342,7 +1350,7 @@
       <w:r>
         <w:drawing>
           <wp:inline xmlns:a="http://schemas.openxmlformats.org/drawingml/2006/main" xmlns:pic="http://schemas.openxmlformats.org/drawingml/2006/picture">
-            <wp:extent cx="4754880" cy="4754880"/>
+            <wp:extent cx="4754880" cy="4765040"/>
             <wp:docPr id="8" name="Picture 8"/>
             <wp:cNvGraphicFramePr>
               <a:graphicFrameLocks noChangeAspect="1"/>
@@ -1363,7 +1371,7 @@
                   <pic:spPr>
                     <a:xfrm>
                       <a:off x="0" y="0"/>
-                      <a:ext cx="4754880" cy="4754880"/>
+                      <a:ext cx="4754880" cy="4765040"/>
                     </a:xfrm>
                     <a:prstGeom prst="rect"/>
                   </pic:spPr>
@@ -1384,7 +1392,7 @@
           <w:color w:val="555555"/>
           <w:sz w:val="17"/>
         </w:rPr>
-        <w:t>Şekil 8: Çok-robot çözümü dört görünümde (izometrik, ön, yan, tepe): 19 UR (turuncu-yeşil skala) + 9 Kawasaki (mavi skala) bakış-noktası, oklar görüş ekseni. Tepe görünümü işin özünü verir: iki kümenin X aralıkları hiç ÖRTÜŞMEZ — UR -1.22 … -0.22, Kawasaki -2.42 … -1.41 arasındadır ve şasi (-1.50 … -0.74) tam ortada kalır. Kaplama tavanının nasıl aşıldığının uzaysal kanıtı.</w:t>
+        <w:t>Şekil 8: GÜNCEL çok-robot çözümü dört görünümde (izometrik, ön, yan, tepe): 25 UR (sıcak renk skalası) + 11 Kawasaki (soğuk skala) bakış-noktası, oklar görüş ekseni, renk o pozun getirdiği YENİ nokta sayısı. Gri voksel bulutu şasinin kendisidir (belief haritası). Tepe görünümü işin özünü verir: iki kümenin X aralıkları hiç ÖRTÜŞMEZ — UR -1.31 … -0.21, Kawasaki -2.47 … -1.33 arasındadır ve şasi tam ortada kalır. Kaplama tavanının nasıl aşıldığının uzaysal kanıtı.</w:t>
       </w:r>
     </w:p>
     <w:p>
@@ -1394,7 +1402,7 @@
       <w:r>
         <w:drawing>
           <wp:inline xmlns:a="http://schemas.openxmlformats.org/drawingml/2006/main" xmlns:pic="http://schemas.openxmlformats.org/drawingml/2006/picture">
-            <wp:extent cx="4754880" cy="4754880"/>
+            <wp:extent cx="4754880" cy="2529400"/>
             <wp:docPr id="9" name="Picture 9"/>
             <wp:cNvGraphicFramePr>
               <a:graphicFrameLocks noChangeAspect="1"/>
@@ -1415,7 +1423,7 @@
                   <pic:spPr>
                     <a:xfrm>
                       <a:off x="0" y="0"/>
-                      <a:ext cx="4754880" cy="4754880"/>
+                      <a:ext cx="4754880" cy="2529400"/>
                     </a:xfrm>
                     <a:prstGeom prst="rect"/>
                   </pic:spPr>
@@ -1436,7 +1444,7 @@
           <w:color w:val="555555"/>
           <w:sz w:val="17"/>
         </w:rPr>
-        <w:t>Şekil 9: Aynı plan, yalnız UR10e'nin 19 bakış-noktası (X -1.22 … -0.22, yükseklik 0.51 … 2.14 m). Kol şasinin +X yüzünü ve üst bölgesini tarar; rayın kendisi kamera ile şasi arasında kaldığı için karşı yüz bu kola tümüyle kapalıdır.</w:t>
+        <w:t>Şekil 9: Aynı plan, yalnız UR10e'nin 25 bakış-noktası (X -1.31 … -0.21, yükseklik 0.30 … 2.16 m). Kol şasinin +X yüzünü ve üst bölgesini tarar; rayın kendisi kamera ile şasi arasında kaldığı için karşı yüz bu kola tümüyle kapalıdır.</w:t>
       </w:r>
     </w:p>
     <w:p>
@@ -1446,7 +1454,7 @@
       <w:r>
         <w:drawing>
           <wp:inline xmlns:a="http://schemas.openxmlformats.org/drawingml/2006/main" xmlns:pic="http://schemas.openxmlformats.org/drawingml/2006/picture">
-            <wp:extent cx="4754880" cy="4754880"/>
+            <wp:extent cx="4754880" cy="2529400"/>
             <wp:docPr id="10" name="Picture 10"/>
             <wp:cNvGraphicFramePr>
               <a:graphicFrameLocks noChangeAspect="1"/>
@@ -1467,7 +1475,7 @@
                   <pic:spPr>
                     <a:xfrm>
                       <a:off x="0" y="0"/>
-                      <a:ext cx="4754880" cy="4754880"/>
+                      <a:ext cx="4754880" cy="2529400"/>
                     </a:xfrm>
                     <a:prstGeom prst="rect"/>
                   </pic:spPr>
@@ -1488,7 +1496,7 @@
           <w:color w:val="555555"/>
           <w:sz w:val="17"/>
         </w:rPr>
-        <w:t>Şekil 10: Aynı plan, yalnız Kawasaki'nin 9 bakış-noktası — hepsi X ≤ -1.41'de, yani şasinin uzak yüzünde. İkinci kolun varlık sebebi bu figürdür: bu dokuz poz sırasıyla 339, 149, 123, 76, 71, 51, 43, 29 ve 24 YENİ nokta getirir; toplamı, UR'nin tek başına ulaşabildiği tavanın üstüne çıkan farktır.</w:t>
+        <w:t>Şekil 10: Aynı plan, yalnız Kawasaki'nin 11 bakış-noktası — hepsi X ≤ -1.33'te, yani şasinin uzak yüzünde. İkinci kolun varlık sebebi bu figürdür; bölüm 11.7'deki ölçüm, bu kolun gerçek robotta kaplamaya kaç puan kattığını sayısal olarak verir.</w:t>
       </w:r>
     </w:p>
     <w:p>
@@ -1504,7 +1512,7 @@
         <w:pStyle w:val="ListBullet"/>
       </w:pPr>
       <w:r>
-        <w:t>Ölçülen-varış gating (Kawasaki): JTC action sonucuna güvenmek yerine, komut edilen her eklem birleşik /joint_states cache'inde tolerans içine girene kadar (veya arrival_timeout_sec=90) beklenir. Gerekli, çünkü kol broadcaster'ı ile AGV bridge'i world_to_agv vs joint1..6'yı AYRI mesajlarda yayınlar. arrival_joint_tol 0.10 rad / arrival_linear_tol 0.08 m.</w:t>
+        <w:t>Ölçülen-varış gating (Kawasaki): JTC action sonucuna güvenmek yerine, komut edilen her eklem birleşik /joint_states cache'inde tolerans içine girene kadar (veya arrival_timeout_sec=180; Eylül 2026'da 90'dan yükseltildi) beklenir. Gerekli, çünkü kol broadcaster'ı ile AGV bridge'i world_to_agv vs joint1..6'yı AYRI mesajlarda yayınlar. arrival_joint_tol 0.10 rad / arrival_linear_tol 0.08 m.</w:t>
       </w:r>
     </w:p>
     <w:p>
@@ -1512,7 +1520,7 @@
         <w:pStyle w:val="ListBullet"/>
       </w:pPr>
       <w:r>
-        <w:t>AGV async: AGV ayrı bir async platformdur (JTC world_to_agv → bridge → /agv/goal_position → agv_controller → rosbridge → ROS1 action, 0.05 m/s). Kawasaki controller path tolerance'ları 0.0'a, goal_time 3→120'ye çekildi — JTC, AGV fiziksel olarak varana dek hedefi TUTAR.</w:t>
+        <w:t>AGV async: AGV ayrı bir async platformdur (JTC world_to_agv → bridge → /agv/goal_position → agv_controller → rosbridge → ROS1 action, 0.05 m/s). Kawasaki controller path tolerance'ları 0.0'a, goal_time 3 → 120 → 240'a çekildi — JTC, AGV fiziksel olarak varana dek hedefi TUTAR. Kawasaki hız ve ivme ölçekleri Eylül 2026'da 0.015'ten 0.007'ye indirildi (bkz. 11.5).</w:t>
       </w:r>
     </w:p>
     <w:p>
@@ -3880,7 +3888,953 @@
         <w:pStyle w:val="Heading1"/>
       </w:pPr>
       <w:r>
-        <w:t>11. Açık Konular ve Sonraki Adımlar</w:t>
+        <w:t>11. Revizyon 3 — Eylül 2026 Çalışması</w:t>
+      </w:r>
+    </w:p>
+    <w:p>
+      <w:r>
+        <w:t>Bu bölüm, iki muayene senaryosunun da gerçek robotlarla baştan sona koşturulduğu dönemi belgeler. Değişikliklerin çoğu, planın kâğıt üzerinde değil hücrede tutmasını sağlamak içindir.</w:t>
+      </w:r>
+    </w:p>
+    <w:p>
+      <w:pPr>
+        <w:pStyle w:val="Heading2"/>
+      </w:pPr>
+      <w:r>
+        <w:t>11.1 Planlayıcı Artık Yürütücünün Sahnesini Kuruyor</w:t>
+      </w:r>
+    </w:p>
+    <w:p>
+      <w:r>
+        <w:t>En önemli düzeltme budur. Planlayıcı, bakış-noktalarının ulaşılabilirliğini /compute_ik ile sınarken move_group'un o anki sahnesini kullanıyordu; yürütücü ise koşarken sahneye zemin düzlemini ekliyor ve bütün ur10e_* / link1..6 gövdelerine padding uyguluyordu. İki sahne farklı olduğu için planlayıcının 'ulaşılabilir' dediği pozlar yürütücüde çarpışmayla reddedilebiliyordu — özellikle zemine yakın olanlar.</w:t>
+      </w:r>
+    </w:p>
+    <w:p>
+      <w:pPr>
+        <w:pStyle w:val="ListBullet"/>
+      </w:pPr>
+      <w:r>
+        <w:t>multirobot_planner_node artık IK'dan ÖNCE yürütücüyle aynı sahneyi kurar: ayrı bir yardımcı düğüm (IkSceneBuilder) zemin düzlemini ekler ve aynı padding kurallarını uygular.</w:t>
+      </w:r>
+    </w:p>
+    <w:p>
+      <w:pPr>
+        <w:pStyle w:val="ListBullet"/>
+      </w:pPr>
+      <w:r>
+        <w:t>Kurulan sahne plana da yazılır: plan dosyasındaki ik_scene bloğu (applied, ground_plane_z, collision_padding, padded_links) hangi koşullarda doğrulandığını taşır. Güncel planda 81 link padding almış durumdadır.</w:t>
+      </w:r>
+    </w:p>
+    <w:p>
+      <w:pPr>
+        <w:pStyle w:val="ListBullet"/>
+      </w:pPr>
+      <w:r>
+        <w:t>Bu, kaydedilmiş trajectory cache'inin URDF değişikliklerine kör olmasıyla birlikte okunmalıdır: sahne değişirse plan yeniden doğrulanmalı, cache force_replan ile yenilenmelidir.</w:t>
+      </w:r>
+    </w:p>
+    <w:p>
+      <w:pPr>
+        <w:pStyle w:val="Heading2"/>
+      </w:pPr>
+      <w:r>
+        <w:t>11.2 Kaplama Ayarları</w:t>
+      </w:r>
+    </w:p>
+    <w:tbl>
+      <w:tblPr>
+        <w:tblStyle w:val="LightGrid-Accent1"/>
+        <w:tblW w:type="auto" w:w="0"/>
+        <w:tblLook w:firstColumn="1" w:firstRow="1" w:lastColumn="0" w:lastRow="0" w:noHBand="0" w:noVBand="1" w:val="04A0"/>
+      </w:tblPr>
+      <w:tblGrid>
+        <w:gridCol w:w="2160"/>
+        <w:gridCol w:w="2160"/>
+        <w:gridCol w:w="2160"/>
+        <w:gridCol w:w="2160"/>
+      </w:tblGrid>
+      <w:tr>
+        <w:tc>
+          <w:tcPr>
+            <w:tcW w:type="dxa" w:w="2160"/>
+          </w:tcPr>
+          <w:p>
+            <w:r>
+              <w:t>Parametre</w:t>
+            </w:r>
+          </w:p>
+        </w:tc>
+        <w:tc>
+          <w:tcPr>
+            <w:tcW w:type="dxa" w:w="2160"/>
+          </w:tcPr>
+          <w:p>
+            <w:r>
+              <w:t>Eski</w:t>
+            </w:r>
+          </w:p>
+        </w:tc>
+        <w:tc>
+          <w:tcPr>
+            <w:tcW w:type="dxa" w:w="2160"/>
+          </w:tcPr>
+          <w:p>
+            <w:r>
+              <w:t>Güncel</w:t>
+            </w:r>
+          </w:p>
+        </w:tc>
+        <w:tc>
+          <w:tcPr>
+            <w:tcW w:type="dxa" w:w="2160"/>
+          </w:tcPr>
+          <w:p>
+            <w:r>
+              <w:t>Etkisi</w:t>
+            </w:r>
+          </w:p>
+        </w:tc>
+      </w:tr>
+      <w:tr>
+        <w:tc>
+          <w:tcPr>
+            <w:tcW w:type="dxa" w:w="2160"/>
+          </w:tcPr>
+          <w:p>
+            <w:r>
+              <w:t>min_marginal_coverage</w:t>
+            </w:r>
+          </w:p>
+        </w:tc>
+        <w:tc>
+          <w:tcPr>
+            <w:tcW w:type="dxa" w:w="2160"/>
+          </w:tcPr>
+          <w:p>
+            <w:r>
+              <w:t>0.005</w:t>
+            </w:r>
+          </w:p>
+        </w:tc>
+        <w:tc>
+          <w:tcPr>
+            <w:tcW w:type="dxa" w:w="2160"/>
+          </w:tcPr>
+          <w:p>
+            <w:r>
+              <w:t>0.0035</w:t>
+            </w:r>
+          </w:p>
+        </w:tc>
+        <w:tc>
+          <w:tcPr>
+            <w:tcW w:type="dxa" w:w="2160"/>
+          </w:tcPr>
+          <w:p>
+            <w:r>
+              <w:t>kuyruk uzar, daha çok bakış-noktası</w:t>
+            </w:r>
+          </w:p>
+        </w:tc>
+      </w:tr>
+      <w:tr>
+        <w:tc>
+          <w:tcPr>
+            <w:tcW w:type="dxa" w:w="2160"/>
+          </w:tcPr>
+          <w:p>
+            <w:r>
+              <w:t>max_incidence_angle_deg</w:t>
+            </w:r>
+          </w:p>
+        </w:tc>
+        <w:tc>
+          <w:tcPr>
+            <w:tcW w:type="dxa" w:w="2160"/>
+          </w:tcPr>
+          <w:p>
+            <w:r>
+              <w:t>80</w:t>
+            </w:r>
+          </w:p>
+        </w:tc>
+        <w:tc>
+          <w:tcPr>
+            <w:tcW w:type="dxa" w:w="2160"/>
+          </w:tcPr>
+          <w:p>
+            <w:r>
+              <w:t>85</w:t>
+            </w:r>
+          </w:p>
+        </w:tc>
+        <w:tc>
+          <w:tcPr>
+            <w:tcW w:type="dxa" w:w="2160"/>
+          </w:tcPr>
+          <w:p>
+            <w:r>
+              <w:t>daha eğik yüzeyler de 'görüldü' sayılır</w:t>
+            </w:r>
+          </w:p>
+        </w:tc>
+      </w:tr>
+      <w:tr>
+        <w:tc>
+          <w:tcPr>
+            <w:tcW w:type="dxa" w:w="2160"/>
+          </w:tcPr>
+          <w:p>
+            <w:r>
+              <w:t>max_viewpoints_ur</w:t>
+            </w:r>
+          </w:p>
+        </w:tc>
+        <w:tc>
+          <w:tcPr>
+            <w:tcW w:type="dxa" w:w="2160"/>
+          </w:tcPr>
+          <w:p>
+            <w:r>
+              <w:t>30 (ortak kap)</w:t>
+            </w:r>
+          </w:p>
+        </w:tc>
+        <w:tc>
+          <w:tcPr>
+            <w:tcW w:type="dxa" w:w="2160"/>
+          </w:tcPr>
+          <w:p>
+            <w:r>
+              <w:t>45</w:t>
+            </w:r>
+          </w:p>
+        </w:tc>
+        <w:tc>
+          <w:tcPr>
+            <w:tcW w:type="dxa" w:w="2160"/>
+          </w:tcPr>
+          <w:p>
+            <w:r>
+              <w:t>UR kuyruğu açılır</w:t>
+            </w:r>
+          </w:p>
+        </w:tc>
+      </w:tr>
+      <w:tr>
+        <w:tc>
+          <w:tcPr>
+            <w:tcW w:type="dxa" w:w="2160"/>
+          </w:tcPr>
+          <w:p>
+            <w:r>
+              <w:t>max_viewpoints_kawasaki</w:t>
+            </w:r>
+          </w:p>
+        </w:tc>
+        <w:tc>
+          <w:tcPr>
+            <w:tcW w:type="dxa" w:w="2160"/>
+          </w:tcPr>
+          <w:p>
+            <w:r>
+              <w:t>30 (ortak kap)</w:t>
+            </w:r>
+          </w:p>
+        </w:tc>
+        <w:tc>
+          <w:tcPr>
+            <w:tcW w:type="dxa" w:w="2160"/>
+          </w:tcPr>
+          <w:p>
+            <w:r>
+              <w:t>13</w:t>
+            </w:r>
+          </w:p>
+        </w:tc>
+        <w:tc>
+          <w:tcPr>
+            <w:tcW w:type="dxa" w:w="2160"/>
+          </w:tcPr>
+          <w:p>
+            <w:r>
+              <w:t>AGV hareketi pahalı olduğu için bilerek dar</w:t>
+            </w:r>
+          </w:p>
+        </w:tc>
+      </w:tr>
+      <w:tr>
+        <w:tc>
+          <w:tcPr>
+            <w:tcW w:type="dxa" w:w="2160"/>
+          </w:tcPr>
+          <w:p>
+            <w:r>
+              <w:t>order_mode</w:t>
+            </w:r>
+          </w:p>
+        </w:tc>
+        <w:tc>
+          <w:tcPr>
+            <w:tcW w:type="dxa" w:w="2160"/>
+          </w:tcPr>
+          <w:p>
+            <w:r>
+              <w:t>en yakın komşu</w:t>
+            </w:r>
+          </w:p>
+        </w:tc>
+        <w:tc>
+          <w:tcPr>
+            <w:tcW w:type="dxa" w:w="2160"/>
+          </w:tcPr>
+          <w:p>
+            <w:r>
+              <w:t>y_bands (0.30 m)</w:t>
+            </w:r>
+          </w:p>
+        </w:tc>
+        <w:tc>
+          <w:tcPr>
+            <w:tcW w:type="dxa" w:w="2160"/>
+          </w:tcPr>
+          <w:p>
+            <w:r>
+              <w:t>kol şasiyi bant bant tarar, savrulma biter</w:t>
+            </w:r>
+          </w:p>
+        </w:tc>
+      </w:tr>
+    </w:tbl>
+    <w:p/>
+    <w:p>
+      <w:pPr>
+        <w:pStyle w:val="Heading2"/>
+      </w:pPr>
+      <w:r>
+        <w:t>11.3 Hücre Geometrisine Eklenenler</w:t>
+      </w:r>
+    </w:p>
+    <w:p>
+      <w:pPr>
+        <w:pStyle w:val="ListBullet"/>
+      </w:pPr>
+      <w:r>
+        <w:t>Festo motor kutusu: lineer eksenin ucundaki motor çıkıntısı artık modelde (20 x 15 x 14 cm kutu, ur10e_table üzerinde). Gerçekte var olan ama modelde olmayan bir gövde, planlayıcının oraya bakış-noktası koymasına izin veriyordu.</w:t>
+      </w:r>
+    </w:p>
+    <w:p>
+      <w:pPr>
+        <w:pStyle w:val="ListBullet"/>
+      </w:pPr>
+      <w:r>
+        <w:t>Kablo kanalı blokları 5 cm yükseltildi: iki blok da 20 cm yüksekliğe çıkarıldı, üst yüzleri z = 0.647 m. Ölçüm, taşıyıcı braketin alt yüzünün z = 0.6524 m'de olduğunu gösteriyor; yani bloklar kanalı kapatıyor ama brakete değmiyor.</w:t>
+      </w:r>
+    </w:p>
+    <w:p>
+      <w:pPr>
+        <w:pStyle w:val="ListBullet"/>
+      </w:pPr>
+      <w:r>
+        <w:t>Eklenen blokların rengi hücrenin geri kalanıyla aynı griye çekildi (table_blocks_grey / sim_table_blocks_grey); önceden varsayılan siyahla çiziliyorlardı ve RViz'de gerçek bir parça sanılıyorlardı.</w:t>
+      </w:r>
+    </w:p>
+    <w:p>
+      <w:pPr>
+        <w:pStyle w:val="ListBullet"/>
+      </w:pPr>
+      <w:r>
+        <w:t>Bu üç değişiklik de hem gerçek hem sim xacro'suna aynı biçimde işlendi; aksi halde HIL ikizi ile gerçek hücre ayrışır.</w:t>
+      </w:r>
+    </w:p>
+    <w:p>
+      <w:pPr>
+        <w:pStyle w:val="Heading2"/>
+      </w:pPr>
+      <w:r>
+        <w:t>11.4 Elle Plan Düzeltmeleri</w:t>
+      </w:r>
+    </w:p>
+    <w:p>
+      <w:r>
+        <w:t>Gerçek hücrede iki bakış-noktası yürütülemedi: biri AGV'nin strok sonunda haberleşme gecikmesine takıldı, diğeri modelin taşımadığı bir çarpışmaya. Kaynak kodda hiçbir değişiklik yapılmadan YALNIZCA plan dosyası düzeltildi ve düzeltme plana manual_edits bloğu olarak yazıldı: ur_vp_022 15 cm yukarı alınıp yeniden nişanlandı ve IK'sı yeniden çözüldü; kawa_vp_010 Kawasaki'den çıkarılıp UR'de ur_vp_024 olarak yeniden oluşturuldu. Plan dosyasındaki coverage_achieved değeri o andan itibaren yaklaşıktır; bu da manual_edits içinde açıkça not edilmiştir.</w:t>
+      </w:r>
+    </w:p>
+    <w:p>
+      <w:pPr>
+        <w:pStyle w:val="Heading2"/>
+      </w:pPr>
+      <w:r>
+        <w:t>11.5 Kawasaki Hızı ve Zaman Aşımları</w:t>
+      </w:r>
+    </w:p>
+    <w:p>
+      <w:pPr>
+        <w:pStyle w:val="ListBullet"/>
+      </w:pPr>
+      <w:r>
+        <w:t>kawasaki_velocity ve kawasaki_acceleration 0.015 → 0.007. Not: bu değer YALNIZCA yeni planlanan yörüngeleri etkiler; kayıtlı cache, kaydedildiği hızla oynatılır. Eski hızla kaydedilmiş yörüngelerin yavaşlaması isteniyorsa force_replan gerekir.</w:t>
+      </w:r>
+    </w:p>
+    <w:p>
+      <w:pPr>
+        <w:pStyle w:val="ListBullet"/>
+      </w:pPr>
+      <w:r>
+        <w:t>arrival_timeout_sec 90 → 180 s. Ölçülen-varış kapısı, AGV 0.05 m/s ile uzun bir strok yaparken 90 saniyeyi aşabiliyordu.</w:t>
+      </w:r>
+    </w:p>
+    <w:p>
+      <w:pPr>
+        <w:pStyle w:val="ListBullet"/>
+      </w:pPr>
+      <w:r>
+        <w:t>Kawasaki JTC goal_time 240 s. AGV ayrı ve yavaş bir platform olduğu için kontrolcünün hedefi TUTMASI gerekir; erken abort, world_to_agv komutunu geri çekip AGV'yi son santimlerde durduruyordu.</w:t>
+      </w:r>
+    </w:p>
+    <w:p>
+      <w:pPr>
+        <w:pStyle w:val="Heading2"/>
+      </w:pPr>
+      <w:r>
+        <w:t>11.6 Üçüncü Zaman Aşımı Katmanı: move_group'un Süre Denetimi</w:t>
+      </w:r>
+    </w:p>
+    <w:p>
+      <w:r>
+        <w:t>Kawasaki'ye move_group üzerinden gönderilen bir hareket üç ayrı zaman aşımından geçer ve 11 Eylül 2026'da bunlardan yalnızca ikisi büyütülmüştü:</w:t>
+      </w:r>
+    </w:p>
+    <w:tbl>
+      <w:tblPr>
+        <w:tblStyle w:val="LightGrid-Accent1"/>
+        <w:tblW w:type="auto" w:w="0"/>
+        <w:tblLook w:firstColumn="1" w:firstRow="1" w:lastColumn="0" w:lastRow="0" w:noHBand="0" w:noVBand="1" w:val="04A0"/>
+      </w:tblPr>
+      <w:tblGrid>
+        <w:gridCol w:w="2880"/>
+        <w:gridCol w:w="2880"/>
+        <w:gridCol w:w="2880"/>
+      </w:tblGrid>
+      <w:tr>
+        <w:tc>
+          <w:tcPr>
+            <w:tcW w:type="dxa" w:w="2880"/>
+          </w:tcPr>
+          <w:p>
+            <w:r>
+              <w:t>Katman</w:t>
+            </w:r>
+          </w:p>
+        </w:tc>
+        <w:tc>
+          <w:tcPr>
+            <w:tcW w:type="dxa" w:w="2880"/>
+          </w:tcPr>
+          <w:p>
+            <w:r>
+              <w:t>Nerede</w:t>
+            </w:r>
+          </w:p>
+        </w:tc>
+        <w:tc>
+          <w:tcPr>
+            <w:tcW w:type="dxa" w:w="2880"/>
+          </w:tcPr>
+          <w:p>
+            <w:r>
+              <w:t>Değer</w:t>
+            </w:r>
+          </w:p>
+        </w:tc>
+      </w:tr>
+      <w:tr>
+        <w:tc>
+          <w:tcPr>
+            <w:tcW w:type="dxa" w:w="2880"/>
+          </w:tcPr>
+          <w:p>
+            <w:r>
+              <w:t>JTC goal_time</w:t>
+            </w:r>
+          </w:p>
+        </w:tc>
+        <w:tc>
+          <w:tcPr>
+            <w:tcW w:type="dxa" w:w="2880"/>
+          </w:tcPr>
+          <w:p>
+            <w:r>
+              <w:t>whole_cell_kawasaki_controllers.yaml</w:t>
+            </w:r>
+          </w:p>
+        </w:tc>
+        <w:tc>
+          <w:tcPr>
+            <w:tcW w:type="dxa" w:w="2880"/>
+          </w:tcPr>
+          <w:p>
+            <w:r>
+              <w:t>240 s (yörünge bitiminden sonra)</w:t>
+            </w:r>
+          </w:p>
+        </w:tc>
+      </w:tr>
+      <w:tr>
+        <w:tc>
+          <w:tcPr>
+            <w:tcW w:type="dxa" w:w="2880"/>
+          </w:tcPr>
+          <w:p>
+            <w:r>
+              <w:t>İstemci zaman aşımı</w:t>
+            </w:r>
+          </w:p>
+        </w:tc>
+        <w:tc>
+          <w:tcPr>
+            <w:tcW w:type="dxa" w:w="2880"/>
+          </w:tcPr>
+          <w:p>
+            <w:r>
+              <w:t>user_interface/free_move.py EXECUTE_TIMEOUT</w:t>
+            </w:r>
+          </w:p>
+        </w:tc>
+        <w:tc>
+          <w:tcPr>
+            <w:tcW w:type="dxa" w:w="2880"/>
+          </w:tcPr>
+          <w:p>
+            <w:r>
+              <w:t>240 s</w:t>
+            </w:r>
+          </w:p>
+        </w:tc>
+      </w:tr>
+      <w:tr>
+        <w:tc>
+          <w:tcPr>
+            <w:tcW w:type="dxa" w:w="2880"/>
+          </w:tcPr>
+          <w:p>
+            <w:r>
+              <w:t>move_group süre denetimi</w:t>
+            </w:r>
+          </w:p>
+        </w:tc>
+        <w:tc>
+          <w:tcPr>
+            <w:tcW w:type="dxa" w:w="2880"/>
+          </w:tcPr>
+          <w:p>
+            <w:r>
+              <w:t>TrajectoryExecutionManager</w:t>
+            </w:r>
+          </w:p>
+        </w:tc>
+        <w:tc>
+          <w:tcPr>
+            <w:tcW w:type="dxa" w:w="2880"/>
+          </w:tcPr>
+          <w:p>
+            <w:r>
+              <w:t>ölçek x planlanan süre + marj</w:t>
+            </w:r>
+          </w:p>
+        </w:tc>
+      </w:tr>
+    </w:tbl>
+    <w:p/>
+    <w:p>
+      <w:r>
+        <w:t>Üçüncü katman varsayılan değerlerde kalmıştı (1.2 x süre + 0.5 s) ve yavaş AGV hâlâ yoldayken hareketi TIMED_OUT ile iptal ediyordu: 'expected upper bound ... 22.3 saniye' satırı tam olarak budur. Çözüm, real_ifarlab_moveit_config/config/moveit_controllers.yaml içinde YALNIZ Kawasaki kontrolcüsüne allowed_goal_duration_margin = 240 s vermektir; UR küresel varsayılanlarda kalır. Muayene yürütücüsü bu katmana hiç takılmamıştı, çünkü yörüngeyi doğrudan kontrolcüye gönderir, move_group'a değil.</w:t>
+      </w:r>
+    </w:p>
+    <w:p>
+      <w:pPr>
+        <w:pStyle w:val="Heading2"/>
+      </w:pPr>
+      <w:r>
+        <w:t>11.7 Gerçek Robot ile Simülasyonun Octomap Karşılaştırması</w:t>
+      </w:r>
+    </w:p>
+    <w:p>
+      <w:r>
+        <w:t>Eylül 2026'da iki muayene senaryosu da gerçek robotlarla baştan sona koşturuldu ve her poz için hem gerçek SICK bulutu hem simülasyon bulutu kaydedildi. Aşağıdaki karşılaştırma bu kayıtlardan üretilen octomap'lere dayanır.</w:t>
+      </w:r>
+    </w:p>
+    <w:p>
+      <w:r>
+        <w:t>Kaplama şöyle tanımlanmıştır: belief haritasındaki her şasi vokseli 2 cm'lik çözünürlüğe açılır (budanmış 4 cm yapraklar 8 alt voksele bölünür), aynı işlem occupancy haritasının DOLU vokselleri için yapılır ve kaplama = kesişim / şasi voksel sayısı olarak hesaplanır. Bu, builder'ın kendi parça-başına raporundan farklı bir paydadır; mutlak yüzdeler değil, gerçek ile sim arasındaki FARK okunmalıdır.</w:t>
+      </w:r>
+    </w:p>
+    <w:tbl>
+      <w:tblPr>
+        <w:tblStyle w:val="LightGrid-Accent1"/>
+        <w:tblW w:type="auto" w:w="0"/>
+        <w:tblLook w:firstColumn="1" w:firstRow="1" w:lastColumn="0" w:lastRow="0" w:noHBand="0" w:noVBand="1" w:val="04A0"/>
+      </w:tblPr>
+      <w:tblGrid>
+        <w:gridCol w:w="2160"/>
+        <w:gridCol w:w="2160"/>
+        <w:gridCol w:w="2160"/>
+        <w:gridCol w:w="2160"/>
+      </w:tblGrid>
+      <w:tr>
+        <w:tc>
+          <w:tcPr>
+            <w:tcW w:type="dxa" w:w="2160"/>
+          </w:tcPr>
+          <w:p>
+            <w:r>
+              <w:t>Koşu</w:t>
+            </w:r>
+          </w:p>
+        </w:tc>
+        <w:tc>
+          <w:tcPr>
+            <w:tcW w:type="dxa" w:w="2160"/>
+          </w:tcPr>
+          <w:p>
+            <w:r>
+              <w:t>Şasi vokseli</w:t>
+            </w:r>
+          </w:p>
+        </w:tc>
+        <w:tc>
+          <w:tcPr>
+            <w:tcW w:type="dxa" w:w="2160"/>
+          </w:tcPr>
+          <w:p>
+            <w:r>
+              <w:t>Kaplanan</w:t>
+            </w:r>
+          </w:p>
+        </w:tc>
+        <w:tc>
+          <w:tcPr>
+            <w:tcW w:type="dxa" w:w="2160"/>
+          </w:tcPr>
+          <w:p>
+            <w:r>
+              <w:t>Kaplama</w:t>
+            </w:r>
+          </w:p>
+        </w:tc>
+      </w:tr>
+      <w:tr>
+        <w:tc>
+          <w:tcPr>
+            <w:tcW w:type="dxa" w:w="2160"/>
+          </w:tcPr>
+          <w:p>
+            <w:r>
+              <w:t>Çok-robot — gerçek robot</w:t>
+            </w:r>
+          </w:p>
+        </w:tc>
+        <w:tc>
+          <w:tcPr>
+            <w:tcW w:type="dxa" w:w="2160"/>
+          </w:tcPr>
+          <w:p>
+            <w:r>
+              <w:t>15842</w:t>
+            </w:r>
+          </w:p>
+        </w:tc>
+        <w:tc>
+          <w:tcPr>
+            <w:tcW w:type="dxa" w:w="2160"/>
+          </w:tcPr>
+          <w:p>
+            <w:r>
+              <w:t>13702</w:t>
+            </w:r>
+          </w:p>
+        </w:tc>
+        <w:tc>
+          <w:tcPr>
+            <w:tcW w:type="dxa" w:w="2160"/>
+          </w:tcPr>
+          <w:p>
+            <w:r>
+              <w:t>%86.5</w:t>
+            </w:r>
+          </w:p>
+        </w:tc>
+      </w:tr>
+      <w:tr>
+        <w:tc>
+          <w:tcPr>
+            <w:tcW w:type="dxa" w:w="2160"/>
+          </w:tcPr>
+          <w:p>
+            <w:r>
+              <w:t>Çok-robot — simülasyon</w:t>
+            </w:r>
+          </w:p>
+        </w:tc>
+        <w:tc>
+          <w:tcPr>
+            <w:tcW w:type="dxa" w:w="2160"/>
+          </w:tcPr>
+          <w:p>
+            <w:r>
+              <w:t>15842</w:t>
+            </w:r>
+          </w:p>
+        </w:tc>
+        <w:tc>
+          <w:tcPr>
+            <w:tcW w:type="dxa" w:w="2160"/>
+          </w:tcPr>
+          <w:p>
+            <w:r>
+              <w:t>15516</w:t>
+            </w:r>
+          </w:p>
+        </w:tc>
+        <w:tc>
+          <w:tcPr>
+            <w:tcW w:type="dxa" w:w="2160"/>
+          </w:tcPr>
+          <w:p>
+            <w:r>
+              <w:t>%97.9</w:t>
+            </w:r>
+          </w:p>
+        </w:tc>
+      </w:tr>
+      <w:tr>
+        <w:tc>
+          <w:tcPr>
+            <w:tcW w:type="dxa" w:w="2160"/>
+          </w:tcPr>
+          <w:p>
+            <w:r>
+              <w:t>Tek-kol UR10e — gerçek robot</w:t>
+            </w:r>
+          </w:p>
+        </w:tc>
+        <w:tc>
+          <w:tcPr>
+            <w:tcW w:type="dxa" w:w="2160"/>
+          </w:tcPr>
+          <w:p>
+            <w:r>
+              <w:t>15842</w:t>
+            </w:r>
+          </w:p>
+        </w:tc>
+        <w:tc>
+          <w:tcPr>
+            <w:tcW w:type="dxa" w:w="2160"/>
+          </w:tcPr>
+          <w:p>
+            <w:r>
+              <w:t>12881</w:t>
+            </w:r>
+          </w:p>
+        </w:tc>
+        <w:tc>
+          <w:tcPr>
+            <w:tcW w:type="dxa" w:w="2160"/>
+          </w:tcPr>
+          <w:p>
+            <w:r>
+              <w:t>%81.3</w:t>
+            </w:r>
+          </w:p>
+        </w:tc>
+      </w:tr>
+      <w:tr>
+        <w:tc>
+          <w:tcPr>
+            <w:tcW w:type="dxa" w:w="2160"/>
+          </w:tcPr>
+          <w:p>
+            <w:r>
+              <w:t>Tek-kol UR10e — simülasyon</w:t>
+            </w:r>
+          </w:p>
+        </w:tc>
+        <w:tc>
+          <w:tcPr>
+            <w:tcW w:type="dxa" w:w="2160"/>
+          </w:tcPr>
+          <w:p>
+            <w:r>
+              <w:t>15842</w:t>
+            </w:r>
+          </w:p>
+        </w:tc>
+        <w:tc>
+          <w:tcPr>
+            <w:tcW w:type="dxa" w:w="2160"/>
+          </w:tcPr>
+          <w:p>
+            <w:r>
+              <w:t>14618</w:t>
+            </w:r>
+          </w:p>
+        </w:tc>
+        <w:tc>
+          <w:tcPr>
+            <w:tcW w:type="dxa" w:w="2160"/>
+          </w:tcPr>
+          <w:p>
+            <w:r>
+              <w:t>%92.3</w:t>
+            </w:r>
+          </w:p>
+        </w:tc>
+      </w:tr>
+    </w:tbl>
+    <w:p/>
+    <w:p>
+      <w:pPr>
+        <w:jc w:val="center"/>
+      </w:pPr>
+      <w:r>
+        <w:drawing>
+          <wp:inline xmlns:a="http://schemas.openxmlformats.org/drawingml/2006/main" xmlns:pic="http://schemas.openxmlformats.org/drawingml/2006/picture">
+            <wp:extent cx="4754880" cy="3815855"/>
+            <wp:docPr id="16" name="Picture 16"/>
+            <wp:cNvGraphicFramePr>
+              <a:graphicFrameLocks noChangeAspect="1"/>
+            </wp:cNvGraphicFramePr>
+            <a:graphic>
+              <a:graphicData uri="http://schemas.openxmlformats.org/drawingml/2006/picture">
+                <pic:pic>
+                  <pic:nvPicPr>
+                    <pic:cNvPr id="0" name="fig_octomap_real_vs_sim.png"/>
+                    <pic:cNvPicPr/>
+                  </pic:nvPicPr>
+                  <pic:blipFill>
+                    <a:blip r:embed="rId24"/>
+                    <a:stretch>
+                      <a:fillRect/>
+                    </a:stretch>
+                  </pic:blipFill>
+                  <pic:spPr>
+                    <a:xfrm>
+                      <a:off x="0" y="0"/>
+                      <a:ext cx="4754880" cy="3815855"/>
+                    </a:xfrm>
+                    <a:prstGeom prst="rect"/>
+                  </pic:spPr>
+                </pic:pic>
+              </a:graphicData>
+            </a:graphic>
+          </wp:inline>
+        </w:drawing>
+      </w:r>
+    </w:p>
+    <w:p>
+      <w:pPr>
+        <w:jc w:val="center"/>
+      </w:pPr>
+      <w:r>
+        <w:rPr>
+          <w:i/>
+          <w:color w:val="555555"/>
+          <w:sz w:val="17"/>
+        </w:rPr>
+        <w:t>Şekil 16: Çok-robot koşusunun octomap'i — yeşil vokseller sensörle kaplananlar, kırmızılar kaplanmayanlar. Gerçek ile sim AYNI kamera açılarıyla çizilmiştir; octovis'te iki pencereye farklı açılardan bakmak daha önce 'sim tamamen kaymış' izlenimi vermişti, oysa iki haritanın sınırlayıcı kutusu birebir aynıdır.</w:t>
+      </w:r>
+    </w:p>
+    <w:p>
+      <w:pPr>
+        <w:jc w:val="center"/>
+      </w:pPr>
+      <w:r>
+        <w:drawing>
+          <wp:inline xmlns:a="http://schemas.openxmlformats.org/drawingml/2006/main" xmlns:pic="http://schemas.openxmlformats.org/drawingml/2006/picture">
+            <wp:extent cx="4754880" cy="2252312"/>
+            <wp:docPr id="17" name="Picture 17"/>
+            <wp:cNvGraphicFramePr>
+              <a:graphicFrameLocks noChangeAspect="1"/>
+            </wp:cNvGraphicFramePr>
+            <a:graphic>
+              <a:graphicData uri="http://schemas.openxmlformats.org/drawingml/2006/picture">
+                <pic:pic>
+                  <pic:nvPicPr>
+                    <pic:cNvPr id="0" name="fig_part_coverage.png"/>
+                    <pic:cNvPicPr/>
+                  </pic:nvPicPr>
+                  <pic:blipFill>
+                    <a:blip r:embed="rId25"/>
+                    <a:stretch>
+                      <a:fillRect/>
+                    </a:stretch>
+                  </pic:blipFill>
+                  <pic:spPr>
+                    <a:xfrm>
+                      <a:off x="0" y="0"/>
+                      <a:ext cx="4754880" cy="2252312"/>
+                    </a:xfrm>
+                    <a:prstGeom prst="rect"/>
+                  </pic:spPr>
+                </pic:pic>
+              </a:graphicData>
+            </a:graphic>
+          </wp:inline>
+        </w:drawing>
+      </w:r>
+    </w:p>
+    <w:p>
+      <w:pPr>
+        <w:jc w:val="center"/>
+      </w:pPr>
+      <w:r>
+        <w:rPr>
+          <w:i/>
+          <w:color w:val="555555"/>
+          <w:sz w:val="17"/>
+        </w:rPr>
+        <w:t>Şekil 17: Parça başına kaplama (belief haritasındaki renk = şasi parçası), en kötüden en iyiye sıralı. Gerçek robottaki eksik, bütün yüzeye yayılmış bir bozulma değil; birkaç parçada toplanmıştır.</w:t>
+      </w:r>
+    </w:p>
+    <w:p>
+      <w:pPr>
+        <w:pStyle w:val="ListBullet"/>
+      </w:pPr>
+      <w:r>
+        <w:t>Fark, görsel izlenimin söylediği kadar büyük değil: gerçek %86.5, sim %97.9. Aradaki 11 puan, kolun erişim sınırındaki iki bölgede toplanıyor — şasinin en üst rayları (tavana yakın) ve AGV güverte seviyesindeki alt raylar ile ayaklar.</w:t>
+      </w:r>
+    </w:p>
+    <w:p>
+      <w:pPr>
+        <w:pStyle w:val="ListBullet"/>
+      </w:pPr>
+      <w:r>
+        <w:t>Bu iki bölge, çarpışma modelinde de en dar paya sahip olanlardır: gerçek robotta padding ve gerçek erişim payı bu köşelere güvenli yaklaşmayı zorlaştırır; simülasyonun ideal sensörü bu kısıtı çekmez.</w:t>
+      </w:r>
+    </w:p>
+    <w:p>
+      <w:pPr>
+        <w:pStyle w:val="ListBullet"/>
+      </w:pPr>
+      <w:r>
+        <w:t>İKİNCİ KOLUN KATKISI ÖLÇÜLDÜ: aynı şasi, tek-kol UR10e koşusunda gerçek robotla %81.3 kaplanırken çok-robot koşusunda %86.5'e çıkıyor. Kawasaki'nin 11 bakış-noktası, gerçek donanımda +5.2 puan getiriyor.</w:t>
+      </w:r>
+    </w:p>
+    <w:p>
+      <w:pPr>
+        <w:pStyle w:val="ListBullet"/>
+      </w:pPr>
+      <w:r>
+        <w:t>Poz meta verisi uyarısı: aynı viewpoint için real ve sim poses/&lt;N&gt;.txt dosyalarındaki quaternion'lar belirgin biçimde farklı olabiliyor (aynı Kartezyen hedefe farklı IK dalıyla ulaşılıyor). Bulutların yerini bozmadığı, şasi içi/dışı oranları ile ayrıca sınandı; yine de real-sim poz karşılaştırması bu dosyalar üzerinden yapılmamalıdır.</w:t>
+      </w:r>
+    </w:p>
+    <w:p>
+      <w:pPr>
+        <w:pStyle w:val="Heading1"/>
+      </w:pPr>
+      <w:r>
+        <w:t>12. Açık Konular ve Sonraki Adımlar</w:t>
       </w:r>
     </w:p>
     <w:p>
@@ -3956,8 +4910,32 @@
       </w:r>
     </w:p>
     <w:p>
+      <w:pPr>
+        <w:pStyle w:val="ListBullet"/>
+      </w:pPr>
       <w:r>
-        <w:t>Bu rapor, viewpoint_planner, multirobot_viewpoint_planner ve doors_inspection paketlerinde 22 Ağustos 2026 itibarıyla yürütülen mühendislik çalışmasının bir özetidir.</w:t>
+        <w:t>Kablo kanalı yükseltildikten sonra multirobot UR cache'i yeniden kaydedilmelidir: kayıtlı yörüngeler yeni blokların içinden geçiyor olabilir (trajectory cache URDF değişikliğine kördür).</w:t>
+      </w:r>
+    </w:p>
+    <w:p>
+      <w:pPr>
+        <w:pStyle w:val="ListBullet"/>
+      </w:pPr>
+      <w:r>
+        <w:t>Kawasaki cache'i 0.015 hızıyla kaydedilmişti ve o hızla oynatılıyor; 0.007 istenen hız ise force_replan gerekir.</w:t>
+      </w:r>
+    </w:p>
+    <w:p>
+      <w:pPr>
+        <w:pStyle w:val="ListBullet"/>
+      </w:pPr>
+      <w:r>
+        <w:t>Gerçek robottaki kaplama eksiği iki bölgede toplanıyor (üst raylar ve AGV güverte seviyesi). Bu bölgeler için özel bakış-noktası üretimi ya da padding'in bölgeye göre gevşetilmesi denenebilir.</w:t>
+      </w:r>
+    </w:p>
+    <w:p>
+      <w:r>
+        <w:t>Bu rapor, viewpoint_planner, multirobot_viewpoint_planner ve doors_inspection paketlerinde 12 Eylül 2026 itibarıyla yürütülen mühendislik çalışmasının bir özetidir.</w:t>
       </w:r>
     </w:p>
     <w:sectPr>
